--- a/plantillas/inmobiliaria/D14_Manual_Beneficiario_Controlador_v2.docx
+++ b/plantillas/inmobiliaria/D14_Manual_Beneficiario_Controlador_v2.docx
@@ -92,43 +92,7 @@
                 <w:sz w:val="18"/>
                 <w:szCs w:val="18"/>
               </w:rPr>
-              <w:t xml:space="preserve">Fecha: </w:t>
-            </w:r>
-            <w:r>
-              <w:rPr>
-                <w:rFonts w:ascii="Arial" w:cs="Arial" w:eastAsia="Arial" w:hAnsi="Arial"/>
-                <w:color w:val="595959"/>
-                <w:sz w:val="18"/>
-                <w:szCs w:val="18"/>
-              </w:rPr>
-              <w:t xml:space="preserve">[Fecha]</w:t>
-            </w:r>
-            <w:r>
-              <w:rPr>
-                <w:rFonts w:ascii="Arial" w:cs="Arial" w:eastAsia="Arial" w:hAnsi="Arial"/>
-                <w:color w:val="595959"/>
-                <w:sz w:val="18"/>
-                <w:szCs w:val="18"/>
-              </w:rPr>
-              <w:t xml:space="preserve">   │   </w:t>
-            </w:r>
-            <w:r>
-              <w:rPr>
-                <w:rFonts w:ascii="Arial" w:cs="Arial" w:eastAsia="Arial" w:hAnsi="Arial"/>
-                <w:color w:val="595959"/>
-                <w:sz w:val="18"/>
-                <w:szCs w:val="18"/>
-              </w:rPr>
-              <w:t xml:space="preserve">Empresa: </w:t>
-            </w:r>
-            <w:r>
-              <w:rPr>
-                <w:rFonts w:ascii="Arial" w:cs="Arial" w:eastAsia="Arial" w:hAnsi="Arial"/>
-                <w:color w:val="595959"/>
-                <w:sz w:val="18"/>
-                <w:szCs w:val="18"/>
-              </w:rPr>
-              <w:t xml:space="preserve">[Empresa]</w:t>
+              <w:t xml:space="preserve">Fecha: [Fecha]   │   Empresa: [Empresa]</w:t>
             </w:r>
           </w:p>
         </w:tc>
@@ -11610,7 +11574,7 @@
                 <w:sz w:val="18"/>
                 <w:szCs w:val="18"/>
               </w:rPr>
-              <w:t xml:space="preserve">Casos graves o reiterados</w:t>
+              <w:t xml:space="preserve">Omisión de Avisos (Art. 53, fr. VI) o participación en actos prohibidos por el Art. 32 (Art. 53, fr. VII)</w:t>
             </w:r>
           </w:p>
         </w:tc>
@@ -11647,7 +11611,7 @@
                 <w:sz w:val="18"/>
                 <w:szCs w:val="18"/>
               </w:rPr>
-              <w:t xml:space="preserve">10,000 a 65,000 UMA, o del 10% al 100% del valor de la operación  (~$1,173,100 a $7,625,150 MXN)</w:t>
+              <w:t xml:space="preserve">10,000 a 65,000 UMA, o del 10% al 100% del valor de la operación  (~$1,173,100 a $7,624,150 MXN)</w:t>
             </w:r>
           </w:p>
         </w:tc>
@@ -11782,7 +11746,7 @@
                 <w:sz w:val="19"/>
                 <w:szCs w:val="19"/>
               </w:rPr>
-              <w:t xml:space="preserve">Al igual que con el resto de las obligaciones LFPIORPI, la actuación espontánea (Art. 93 CFF, en relación con el Art. 47 del Reglamento) permite reducir hasta un 50% las multas acumuladas si [Empresa] regulariza su identificación del Beneficiario Controlador antes de que el SAT o la UIF inicien facultades de verificación. La integración de este Manual y de su Anexo (Capítulo 9) constituye, junto con el resto del expediente D0-D14, la evidencia objetiva de dicha regularización.</w:t>
+              <w:t xml:space="preserve">Al igual que con el resto de las obligaciones LFPIORPI, la actuación espontánea (Art. 55 de la LFPIORPI) permite que la Secretaría se abstenga de sancionar por única ocasión o, si ya se ejerció, reduzca hasta un 50% las multas si [Empresa] regulariza su identificación del Beneficiario Controlador antes de que el SAT o la UIF inicien facultades de verificación. La integración de este Manual y de su Anexo (Capítulo 9) constituye, junto con el resto del expediente D0-D14, la evidencia objetiva de dicha regularización.</w:t>
             </w:r>
           </w:p>
         </w:tc>

--- a/plantillas/inmobiliaria/D14_Manual_Beneficiario_Controlador_v2.docx
+++ b/plantillas/inmobiliaria/D14_Manual_Beneficiario_Controlador_v2.docx
@@ -11611,7 +11611,7 @@
                 <w:sz w:val="18"/>
                 <w:szCs w:val="18"/>
               </w:rPr>
-              <w:t xml:space="preserve">10,000 a 65,000 UMA, o del 10% al 100% del valor de la operación  (~$1,173,100 a $7,624,150 MXN)</w:t>
+              <w:t xml:space="preserve">10,000 a 65,000 UMA, o del 10% al 100% del valor de la operación  (~$1,173,100 a $7,625,150 MXN)</w:t>
             </w:r>
           </w:p>
         </w:tc>
